--- a/docs/video_script_reader4.docx
+++ b/docs/video_script_reader4.docx
@@ -162,7 +162,7 @@
           <w:sz w:val="19"/>
           <w:szCs w:val="19"/>
         </w:rPr>
-        <w:t xml:space="preserve">shielding.png 中图（地球磁场挡掉多少）→ 右图（星星是我们的保险箱）。</w:t>
+        <w:t xml:space="preserve">shielding.png 中图（地球磁场挡掉多少）→ 道具：3–4 mm 铝板叠上约 8 mm 的聚乙烯砧板、30×30×15 cm 的纸箱模型 → shielding.png 右图（星星是我们的保险箱）。</w:t>
       </w:r>
     </w:p>
     <w:p>
@@ -237,7 +237,7 @@
           <w:sz w:val="19"/>
           <w:szCs w:val="19"/>
         </w:rPr>
-        <w:t xml:space="preserve">drag_leo.png 中图（从多高出发能撑多少天）。</w:t>
+        <w:t xml:space="preserve">SOHO 日冕仪拍到的日冕物质抛射（SVS 3956 或 Helioviewer 的 LASCO C3）→ drag_leo.png 中图。</w:t>
       </w:r>
     </w:p>
     <w:p>

--- a/docs/video_script_reader4.docx
+++ b/docs/video_script_reader4.docx
@@ -162,7 +162,7 @@
           <w:sz w:val="19"/>
           <w:szCs w:val="19"/>
         </w:rPr>
-        <w:t xml:space="preserve">shielding.png 中图（地球磁场挡掉多少）→ 道具：3–4 mm 铝板叠上约 8 mm 的聚乙烯砧板、30×30×15 cm 的纸箱模型 → shielding.png 右图（星星是我们的保险箱）。</w:t>
+        <w:t xml:space="preserve">shielding.png 中图（地球磁场挡掉多少）→ vault_diagram.png（保险箱剖面图：铝 3.7 mm、聚乙烯 7.5 mm），或实物道具：3–4 mm 铝板叠上约 8 mm 的聚乙烯砧板 → shielding.png 右图（星星是我们的保险箱）。</w:t>
       </w:r>
     </w:p>
     <w:p>
